--- a/legal/Politica_de_Privacidad_ES.docx
+++ b/legal/Politica_de_Privacidad_ES.docx
@@ -42,7 +42,7 @@
           <w:sz w:val="20"/>
           <w:szCs w:val="20"/>
         </w:rPr>
-        <w:t xml:space="preserve">Última actualización: 17 de julio de 2026</w:t>
+        <w:t xml:space="preserve">Última actualización: 21 de julio de 2026 · Versión 2.0</w:t>
       </w:r>
     </w:p>
     <w:p>
@@ -55,80 +55,11 @@
     </w:p>
     <w:p>
       <w:pPr>
-        <w:spacing w:after="140" w:line="300"/>
-        <w:jc w:val="both"/>
-      </w:pPr>
-      <w:r>
-        <w:t xml:space="preserve">La presente Política describe cómo </w:t>
-      </w:r>
-      <w:r>
-        <w:rPr>
-          <w:b/>
-          <w:bCs/>
-        </w:rPr>
-        <w:t xml:space="preserve">[RAZÓN SOCIAL / NOMBRE DEL TITULAR]</w:t>
-      </w:r>
-      <w:r>
-        <w:t xml:space="preserve">, con domicilio social en </w:t>
-      </w:r>
-      <w:r>
-        <w:rPr>
-          <w:b/>
-          <w:bCs/>
-        </w:rPr>
-        <w:t xml:space="preserve">[DOMICILIO SOCIAL]</w:t>
-      </w:r>
-      <w:r>
-        <w:t xml:space="preserve"> (el "</w:t>
-      </w:r>
-      <w:r>
-        <w:rPr>
-          <w:b/>
-          <w:bCs/>
-        </w:rPr>
-        <w:t xml:space="preserve">Responsable del tratamiento</w:t>
-      </w:r>
-      <w:r>
-        <w:t xml:space="preserve">"), trata los datos personales de los usuarios de la plataforma TrainMind AI (el "</w:t>
-      </w:r>
-      <w:r>
-        <w:rPr>
-          <w:b/>
-          <w:bCs/>
-        </w:rPr>
-        <w:t xml:space="preserve">Servicio</w:t>
-      </w:r>
-      <w:r>
-        <w:t xml:space="preserve">"), de conformidad con el Reglamento (UE) 2016/679 ("</w:t>
-      </w:r>
-      <w:r>
-        <w:rPr>
-          <w:b/>
-          <w:bCs/>
-        </w:rPr>
-        <w:t xml:space="preserve">RGPD</w:t>
-      </w:r>
-      <w:r>
-        <w:t xml:space="preserve">") y el D.lgs. italiano 196/2003 y sus modificaciones. Contacto de privacidad: </w:t>
-      </w:r>
-      <w:r>
-        <w:rPr>
-          <w:b/>
-          <w:bCs/>
-        </w:rPr>
-        <w:t xml:space="preserve">[EMAIL DE PRIVACIDAD]</w:t>
-      </w:r>
-      <w:r>
-        <w:t xml:space="preserve">.</w:t>
-      </w:r>
-    </w:p>
-    <w:p>
-      <w:pPr>
-        <w:pStyle w:val="Heading1"/>
-        <w:spacing w:after="120" w:before="300"/>
-      </w:pPr>
-      <w:r>
-        <w:t xml:space="preserve">1. Datos tratados</w:t>
+        <w:pStyle w:val="Heading2"/>
+        <w:spacing w:after="100" w:before="220"/>
+      </w:pPr>
+      <w:r>
+        <w:t xml:space="preserve">En resumen (no sustituye al texto íntegro)</w:t>
       </w:r>
     </w:p>
     <w:p>
@@ -141,17 +72,7 @@
         <w:spacing w:after="80" w:line="300"/>
       </w:pPr>
       <w:r>
-        <w:t xml:space="preserve"/>
-      </w:r>
-      <w:r>
-        <w:rPr>
-          <w:b/>
-          <w:bCs/>
-        </w:rPr>
-        <w:t xml:space="preserve">Datos de cuenta</w:t>
-      </w:r>
-      <w:r>
-        <w:t xml:space="preserve">: nombre, dirección de email, contraseña (cifrada), fecha de nacimiento, rol (atleta/entrenador), información de perfil.</w:t>
+        <w:t xml:space="preserve">Tratamos tus datos para que puedas usar TrainMind AI: cuenta, entrenamientos, análisis con IA, pagos, seguridad.</w:t>
       </w:r>
     </w:p>
     <w:p>
@@ -164,17 +85,17 @@
         <w:spacing w:after="80" w:line="300"/>
       </w:pPr>
       <w:r>
-        <w:t xml:space="preserve"/>
-      </w:r>
-      <w:r>
-        <w:rPr>
-          <w:b/>
-          <w:bCs/>
-        </w:rPr>
-        <w:t xml:space="preserve">Datos de salud y fitness</w:t>
-      </w:r>
-      <w:r>
-        <w:t xml:space="preserve"> (categorías especiales, art. 9 RGPD): sesiones de entrenamiento, rendimiento físico, parámetros corporales (p. ej. peso, frecuencia cardíaca cuando se proporcionen), esfuerzo percibido, lesiones o limitaciones físicas que decidas registrar.</w:t>
+        <w:t xml:space="preserve">Los datos de salud y fitness se tratan </w:t>
+      </w:r>
+      <w:r>
+        <w:rPr>
+          <w:b/>
+          <w:bCs/>
+        </w:rPr>
+        <w:t xml:space="preserve">solo con tu consentimiento explícito</w:t>
+      </w:r>
+      <w:r>
+        <w:t xml:space="preserve"> — puedes revocarlo en cualquier momento.</w:t>
       </w:r>
     </w:p>
     <w:p>
@@ -187,17 +108,7 @@
         <w:spacing w:after="80" w:line="300"/>
       </w:pPr>
       <w:r>
-        <w:t xml:space="preserve"/>
-      </w:r>
-      <w:r>
-        <w:rPr>
-          <w:b/>
-          <w:bCs/>
-        </w:rPr>
-        <w:t xml:space="preserve">Datos de pago</w:t>
-      </w:r>
-      <w:r>
-        <w:t xml:space="preserve">: plan de suscripción, historial de transacciones. Los datos completos de la tarjeta son tratados directamente por el proveedor de pagos (p. ej. Stripe) y nunca son almacenados por nosotros.</w:t>
+        <w:t xml:space="preserve">Algunos proveedores (p. ej. hosting, IA) pueden estar fuera de la UE: usamos garantías legales (adecuación o SCC).</w:t>
       </w:r>
     </w:p>
     <w:p>
@@ -210,17 +121,7 @@
         <w:spacing w:after="80" w:line="300"/>
       </w:pPr>
       <w:r>
-        <w:t xml:space="preserve"/>
-      </w:r>
-      <w:r>
-        <w:rPr>
-          <w:b/>
-          <w:bCs/>
-        </w:rPr>
-        <w:t xml:space="preserve">Datos de uso y del dispositivo</w:t>
-      </w:r>
-      <w:r>
-        <w:t xml:space="preserve">: registros (logs), dirección IP, tipo de dispositivo/navegador, interacciones con la app, cookies y tecnologías similares (véase la Política de Cookies).</w:t>
+        <w:t xml:space="preserve">Puedes acceder, rectificar, suprimir, exportar tus datos y presentar una reclamación ante la autoridad.</w:t>
       </w:r>
     </w:p>
     <w:p>
@@ -233,6 +134,136 @@
         <w:spacing w:after="80" w:line="300"/>
       </w:pPr>
       <w:r>
+        <w:t xml:space="preserve">No vendemos tus datos y </w:t>
+      </w:r>
+      <w:r>
+        <w:rPr>
+          <w:b/>
+          <w:bCs/>
+        </w:rPr>
+        <w:t xml:space="preserve">no los usamos para entrenar modelos de IA de terceros</w:t>
+      </w:r>
+      <w:r>
+        <w:t xml:space="preserve">.</w:t>
+      </w:r>
+    </w:p>
+    <w:p>
+      <w:pPr>
+        <w:spacing w:after="140" w:line="300"/>
+        <w:jc w:val="both"/>
+      </w:pPr>
+      <w:r>
+        <w:t xml:space="preserve">La presente Política describe cómo </w:t>
+      </w:r>
+      <w:r>
+        <w:rPr>
+          <w:b/>
+          <w:bCs/>
+        </w:rPr>
+        <w:t xml:space="preserve">[RAZÓN SOCIAL / NOMBRE DEL TITULAR]</w:t>
+      </w:r>
+      <w:r>
+        <w:t xml:space="preserve">, con domicilio social en </w:t>
+      </w:r>
+      <w:r>
+        <w:rPr>
+          <w:b/>
+          <w:bCs/>
+        </w:rPr>
+        <w:t xml:space="preserve">[DOMICILIO SOCIAL]</w:t>
+      </w:r>
+      <w:r>
+        <w:t xml:space="preserve"> (el "</w:t>
+      </w:r>
+      <w:r>
+        <w:rPr>
+          <w:b/>
+          <w:bCs/>
+        </w:rPr>
+        <w:t xml:space="preserve">Responsable del tratamiento</w:t>
+      </w:r>
+      <w:r>
+        <w:t xml:space="preserve">"), trata los datos personales de los usuarios de la plataforma TrainMind AI (el "</w:t>
+      </w:r>
+      <w:r>
+        <w:rPr>
+          <w:b/>
+          <w:bCs/>
+        </w:rPr>
+        <w:t xml:space="preserve">Servicio</w:t>
+      </w:r>
+      <w:r>
+        <w:t xml:space="preserve">"), de conformidad con el Reglamento (UE) 2016/679 ("</w:t>
+      </w:r>
+      <w:r>
+        <w:rPr>
+          <w:b/>
+          <w:bCs/>
+        </w:rPr>
+        <w:t xml:space="preserve">RGPD</w:t>
+      </w:r>
+      <w:r>
+        <w:t xml:space="preserve">") y el D.lgs. italiano 196/2003 y sus modificaciones. Contacto de privacidad: </w:t>
+      </w:r>
+      <w:r>
+        <w:rPr>
+          <w:b/>
+          <w:bCs/>
+        </w:rPr>
+        <w:t xml:space="preserve">[EMAIL DE PRIVACIDAD]</w:t>
+      </w:r>
+      <w:r>
+        <w:t xml:space="preserve">. DPO: </w:t>
+      </w:r>
+      <w:r>
+        <w:rPr>
+          <w:b/>
+          <w:bCs/>
+        </w:rPr>
+        <w:t xml:space="preserve">[EMAIL DEL DPO si designado]</w:t>
+      </w:r>
+      <w:r>
+        <w:t xml:space="preserve">.</w:t>
+      </w:r>
+    </w:p>
+    <w:p>
+      <w:pPr>
+        <w:spacing w:after="140" w:line="300"/>
+        <w:jc w:val="both"/>
+      </w:pPr>
+      <w:r>
+        <w:t xml:space="preserve">La versión italiana es la </w:t>
+      </w:r>
+      <w:r>
+        <w:rPr>
+          <w:b/>
+          <w:bCs/>
+        </w:rPr>
+        <w:t xml:space="preserve">versión oficial</w:t>
+      </w:r>
+      <w:r>
+        <w:t xml:space="preserve"> y prevalece sobre cualquier traducción en caso de discrepancia.</w:t>
+      </w:r>
+    </w:p>
+    <w:p>
+      <w:pPr>
+        <w:pStyle w:val="Heading1"/>
+        <w:spacing w:after="120" w:before="300"/>
+      </w:pPr>
+      <w:r>
+        <w:t xml:space="preserve">1. Datos tratados</w:t>
+      </w:r>
+    </w:p>
+    <w:p>
+      <w:pPr>
+        <w:pStyle w:val="ListParagraph"/>
+        <w:numPr>
+          <w:ilvl w:val="0"/>
+          <w:numId w:val="2"/>
+        </w:numPr>
+        <w:spacing w:after="80" w:line="300"/>
+      </w:pPr>
+      <w:r>
         <w:t xml:space="preserve"/>
       </w:r>
       <w:r>
@@ -240,10 +271,125 @@
           <w:b/>
           <w:bCs/>
         </w:rPr>
+        <w:t xml:space="preserve">Datos de cuenta</w:t>
+      </w:r>
+      <w:r>
+        <w:t xml:space="preserve">: nombre, email, contraseña (cifrada), fecha de nacimiento, rol (atleta/entrenador), deporte, idioma preferido, información de perfil.</w:t>
+      </w:r>
+    </w:p>
+    <w:p>
+      <w:pPr>
+        <w:pStyle w:val="ListParagraph"/>
+        <w:numPr>
+          <w:ilvl w:val="0"/>
+          <w:numId w:val="2"/>
+        </w:numPr>
+        <w:spacing w:after="80" w:line="300"/>
+      </w:pPr>
+      <w:r>
+        <w:t xml:space="preserve"/>
+      </w:r>
+      <w:r>
+        <w:rPr>
+          <w:b/>
+          <w:bCs/>
+        </w:rPr>
+        <w:t xml:space="preserve">Datos de salud y fitness</w:t>
+      </w:r>
+      <w:r>
+        <w:t xml:space="preserve"> (categorías especiales, art. 9 RGPD): sesiones de entrenamiento, cargas, rendimiento, parámetros corporales (p. ej. peso, frecuencia cardíaca desde wearables), esfuerzo percibido (RPE), calidad del sueño, estado de ánimo/wellness, lesiones o limitaciones físicas que decidas registrar, notas antropométricas.</w:t>
+      </w:r>
+    </w:p>
+    <w:p>
+      <w:pPr>
+        <w:pStyle w:val="ListParagraph"/>
+        <w:numPr>
+          <w:ilvl w:val="0"/>
+          <w:numId w:val="2"/>
+        </w:numPr>
+        <w:spacing w:after="80" w:line="300"/>
+      </w:pPr>
+      <w:r>
+        <w:t xml:space="preserve"/>
+      </w:r>
+      <w:r>
+        <w:rPr>
+          <w:b/>
+          <w:bCs/>
+        </w:rPr>
+        <w:t xml:space="preserve">Datos de pago</w:t>
+      </w:r>
+      <w:r>
+        <w:t xml:space="preserve">: plan de suscripción, historial de transacciones, últimos 4 dígitos de la tarjeta, dirección de facturación. Los datos completos de la tarjeta son tratados por el proveedor de pagos (Stripe) y nunca son almacenados por nosotros.</w:t>
+      </w:r>
+    </w:p>
+    <w:p>
+      <w:pPr>
+        <w:pStyle w:val="ListParagraph"/>
+        <w:numPr>
+          <w:ilvl w:val="0"/>
+          <w:numId w:val="2"/>
+        </w:numPr>
+        <w:spacing w:after="80" w:line="300"/>
+      </w:pPr>
+      <w:r>
+        <w:t xml:space="preserve"/>
+      </w:r>
+      <w:r>
+        <w:rPr>
+          <w:b/>
+          <w:bCs/>
+        </w:rPr>
+        <w:t xml:space="preserve">Datos de uso y del dispositivo</w:t>
+      </w:r>
+      <w:r>
+        <w:t xml:space="preserve">: registros (logs), IP, tipo de dispositivo/navegador, sistema operativo, interacciones con la app, cookies y tecnologías similares (véase la Política de Cookies).</w:t>
+      </w:r>
+    </w:p>
+    <w:p>
+      <w:pPr>
+        <w:pStyle w:val="ListParagraph"/>
+        <w:numPr>
+          <w:ilvl w:val="0"/>
+          <w:numId w:val="2"/>
+        </w:numPr>
+        <w:spacing w:after="80" w:line="300"/>
+      </w:pPr>
+      <w:r>
+        <w:t xml:space="preserve"/>
+      </w:r>
+      <w:r>
+        <w:rPr>
+          <w:b/>
+          <w:bCs/>
+        </w:rPr>
         <w:t xml:space="preserve">Comunicaciones</w:t>
       </w:r>
       <w:r>
-        <w:t xml:space="preserve">: solicitudes de asistencia y correspondencia.</w:t>
+        <w:t xml:space="preserve">: solicitudes de asistencia, correspondencia, feedback.</w:t>
+      </w:r>
+    </w:p>
+    <w:p>
+      <w:pPr>
+        <w:pStyle w:val="ListParagraph"/>
+        <w:numPr>
+          <w:ilvl w:val="0"/>
+          <w:numId w:val="2"/>
+        </w:numPr>
+        <w:spacing w:after="80" w:line="300"/>
+      </w:pPr>
+      <w:r>
+        <w:t xml:space="preserve"/>
+      </w:r>
+      <w:r>
+        <w:rPr>
+          <w:b/>
+          <w:bCs/>
+        </w:rPr>
+        <w:t xml:space="preserve">Contenido de IA</w:t>
+      </w:r>
+      <w:r>
+        <w:t xml:space="preserve">: prompts enviados al asistente de IA y resultados recibidos, vinculados a tu cuenta.</w:t>
       </w:r>
     </w:p>
     <w:p>
@@ -377,7 +523,7 @@
                 <w:sz w:val="19"/>
                 <w:szCs w:val="19"/>
               </w:rPr>
-              <w:t xml:space="preserve">Prestación del Servicio: cuenta, planes de entrenamiento, monitorización, sincronización</w:t>
+              <w:t xml:space="preserve">Prestación del Servicio: cuenta, planes de entrenamiento, monitorización, sincronización, chat de IA</w:t>
             </w:r>
           </w:p>
         </w:tc>
@@ -402,7 +548,7 @@
                 <w:sz w:val="19"/>
                 <w:szCs w:val="19"/>
               </w:rPr>
-              <w:t xml:space="preserve">Datos de cuenta y uso</w:t>
+              <w:t xml:space="preserve">Datos de cuenta y uso, contenido de IA</w:t>
             </w:r>
           </w:p>
         </w:tc>
@@ -608,7 +754,7 @@
                 <w:sz w:val="19"/>
                 <w:szCs w:val="19"/>
               </w:rPr>
-              <w:t xml:space="preserve">Seguridad del Servicio, prevención de fraudes y abusos</w:t>
+              <w:t xml:space="preserve">Seguridad del Servicio, prevención de fraudes/abusos, resiliencia</w:t>
             </w:r>
           </w:p>
         </w:tc>
@@ -762,7 +908,7 @@
                 <w:sz w:val="19"/>
                 <w:szCs w:val="19"/>
               </w:rPr>
-              <w:t xml:space="preserve">Comunicaciones de marketing (newsletter, ofertas)</w:t>
+              <w:t xml:space="preserve">Comunicaciones de servicio (transaccionales) y avisos in-app esenciales</w:t>
             </w:r>
           </w:p>
         </w:tc>
@@ -812,7 +958,7 @@
                 <w:sz w:val="19"/>
                 <w:szCs w:val="19"/>
               </w:rPr>
-              <w:t xml:space="preserve">Art. 6(1)(a) — consentimiento (revocable en cualquier momento)</w:t>
+              <w:t xml:space="preserve">Art. 6(1)(b) — contrato</w:t>
             </w:r>
           </w:p>
         </w:tc>
@@ -839,7 +985,7 @@
                 <w:sz w:val="19"/>
                 <w:szCs w:val="19"/>
               </w:rPr>
-              <w:t xml:space="preserve">Cookies analíticas y de marketing</w:t>
+              <w:t xml:space="preserve">Comunicaciones de marketing (newsletter, ofertas, encuestas)</w:t>
             </w:r>
           </w:p>
         </w:tc>
@@ -864,7 +1010,7 @@
                 <w:sz w:val="19"/>
                 <w:szCs w:val="19"/>
               </w:rPr>
-              <w:t xml:space="preserve">Datos de cookies/dispositivo</w:t>
+              <w:t xml:space="preserve">Email, datos de cuenta</w:t>
             </w:r>
           </w:p>
         </w:tc>
@@ -889,7 +1035,7 @@
                 <w:sz w:val="19"/>
                 <w:szCs w:val="19"/>
               </w:rPr>
-              <w:t xml:space="preserve">Consentimiento (véase la Política de Cookies)</w:t>
+              <w:t xml:space="preserve">Art. 6(1)(a) — consentimiento (revocable en cualquier momento)</w:t>
             </w:r>
           </w:p>
         </w:tc>
@@ -916,7 +1062,7 @@
                 <w:sz w:val="19"/>
                 <w:szCs w:val="19"/>
               </w:rPr>
-              <w:t xml:space="preserve">Cumplimiento de obligaciones legales (fiscales, contables, requerimientos de autoridades)</w:t>
+              <w:t xml:space="preserve">Cookies analíticas y de marketing</w:t>
             </w:r>
           </w:p>
         </w:tc>
@@ -941,6 +1087,83 @@
                 <w:sz w:val="19"/>
                 <w:szCs w:val="19"/>
               </w:rPr>
+              <w:t xml:space="preserve">Datos de cookies/dispositivo</w:t>
+            </w:r>
+          </w:p>
+        </w:tc>
+        <w:tc>
+          <w:tcPr>
+            <w:tcW w:type="dxa" w:w="2700"/>
+            <w:tcMar>
+              <w:top w:type="dxa" w:w="80"/>
+              <w:left w:type="dxa" w:w="120"/>
+              <w:bottom w:type="dxa" w:w="80"/>
+              <w:right w:type="dxa" w:w="120"/>
+            </w:tcMar>
+          </w:tcPr>
+          <w:p>
+            <w:pPr>
+              <w:spacing w:line="260"/>
+            </w:pPr>
+            <w:r>
+              <w:rPr>
+                <w:b w:val="false"/>
+                <w:bCs w:val="false"/>
+                <w:sz w:val="19"/>
+                <w:szCs w:val="19"/>
+              </w:rPr>
+              <w:t xml:space="preserve">Consentimiento (véase la Política de Cookies)</w:t>
+            </w:r>
+          </w:p>
+        </w:tc>
+      </w:tr>
+      <w:tr>
+        <w:tc>
+          <w:tcPr>
+            <w:tcW w:type="dxa" w:w="3300"/>
+            <w:tcMar>
+              <w:top w:type="dxa" w:w="80"/>
+              <w:left w:type="dxa" w:w="120"/>
+              <w:bottom w:type="dxa" w:w="80"/>
+              <w:right w:type="dxa" w:w="120"/>
+            </w:tcMar>
+          </w:tcPr>
+          <w:p>
+            <w:pPr>
+              <w:spacing w:line="260"/>
+            </w:pPr>
+            <w:r>
+              <w:rPr>
+                <w:b w:val="false"/>
+                <w:bCs w:val="false"/>
+                <w:sz w:val="19"/>
+                <w:szCs w:val="19"/>
+              </w:rPr>
+              <w:t xml:space="preserve">Cumplimiento de obligaciones legales (fiscales, contables, DSA, Reglamento de IA, requerimientos de autoridades)</w:t>
+            </w:r>
+          </w:p>
+        </w:tc>
+        <w:tc>
+          <w:tcPr>
+            <w:tcW w:type="dxa" w:w="3300"/>
+            <w:tcMar>
+              <w:top w:type="dxa" w:w="80"/>
+              <w:left w:type="dxa" w:w="120"/>
+              <w:bottom w:type="dxa" w:w="80"/>
+              <w:right w:type="dxa" w:w="120"/>
+            </w:tcMar>
+          </w:tcPr>
+          <w:p>
+            <w:pPr>
+              <w:spacing w:line="260"/>
+            </w:pPr>
+            <w:r>
+              <w:rPr>
+                <w:b w:val="false"/>
+                <w:bCs w:val="false"/>
+                <w:sz w:val="19"/>
+                <w:szCs w:val="19"/>
+              </w:rPr>
               <w:t xml:space="preserve">Datos de cuenta y pago</w:t>
             </w:r>
           </w:p>
@@ -967,6 +1190,83 @@
                 <w:szCs w:val="19"/>
               </w:rPr>
               <w:t xml:space="preserve">Art. 6(1)(c) — obligación legal</w:t>
+            </w:r>
+          </w:p>
+        </w:tc>
+      </w:tr>
+      <w:tr>
+        <w:tc>
+          <w:tcPr>
+            <w:tcW w:type="dxa" w:w="3300"/>
+            <w:tcMar>
+              <w:top w:type="dxa" w:w="80"/>
+              <w:left w:type="dxa" w:w="120"/>
+              <w:bottom w:type="dxa" w:w="80"/>
+              <w:right w:type="dxa" w:w="120"/>
+            </w:tcMar>
+          </w:tcPr>
+          <w:p>
+            <w:pPr>
+              <w:spacing w:line="260"/>
+            </w:pPr>
+            <w:r>
+              <w:rPr>
+                <w:b w:val="false"/>
+                <w:bCs w:val="false"/>
+                <w:sz w:val="19"/>
+                <w:szCs w:val="19"/>
+              </w:rPr>
+              <w:t xml:space="preserve">Defensa jurídica y ejercicio de derechos</w:t>
+            </w:r>
+          </w:p>
+        </w:tc>
+        <w:tc>
+          <w:tcPr>
+            <w:tcW w:type="dxa" w:w="3300"/>
+            <w:tcMar>
+              <w:top w:type="dxa" w:w="80"/>
+              <w:left w:type="dxa" w:w="120"/>
+              <w:bottom w:type="dxa" w:w="80"/>
+              <w:right w:type="dxa" w:w="120"/>
+            </w:tcMar>
+          </w:tcPr>
+          <w:p>
+            <w:pPr>
+              <w:spacing w:line="260"/>
+            </w:pPr>
+            <w:r>
+              <w:rPr>
+                <w:b w:val="false"/>
+                <w:bCs w:val="false"/>
+                <w:sz w:val="19"/>
+                <w:szCs w:val="19"/>
+              </w:rPr>
+              <w:t xml:space="preserve">Datos necesarios para la defensa</w:t>
+            </w:r>
+          </w:p>
+        </w:tc>
+        <w:tc>
+          <w:tcPr>
+            <w:tcW w:type="dxa" w:w="2700"/>
+            <w:tcMar>
+              <w:top w:type="dxa" w:w="80"/>
+              <w:left w:type="dxa" w:w="120"/>
+              <w:bottom w:type="dxa" w:w="80"/>
+              <w:right w:type="dxa" w:w="120"/>
+            </w:tcMar>
+          </w:tcPr>
+          <w:p>
+            <w:pPr>
+              <w:spacing w:line="260"/>
+            </w:pPr>
+            <w:r>
+              <w:rPr>
+                <w:b w:val="false"/>
+                <w:bCs w:val="false"/>
+                <w:sz w:val="19"/>
+                <w:szCs w:val="19"/>
+              </w:rPr>
+              <w:t xml:space="preserve">Art. 6(1)(f) / 9(2)(f)</w:t>
             </w:r>
           </w:p>
         </w:tc>
@@ -1031,17 +1331,7 @@
         <w:t xml:space="preserve">Ninguna decisión que produzca efectos jurídicos o te afecte de modo significativo similar se adopta únicamente mediante tratamiento automatizado</w:t>
       </w:r>
       <w:r>
-        <w:t xml:space="preserve"> en el sentido del art. 22 RGPD: los resultados de la IA son sugerencias que tú (o tu entrenador) sois libres de aceptar, modificar o ignorar. Cuando se utilicen proveedores externos de IA, estos actúan como encargados del tratamiento conforme al art. 28 RGPD y tienen prohibido contractualmente utilizar tus datos para entrenar sus modelos, o bien los datos se minimizan/seudonimizan antes del envío. Puedes solicitar una revisión humana o impugnar cualquier resultado que te afecte de modo significativo escribiendo a </w:t>
-      </w:r>
-      <w:r>
-        <w:rPr>
-          <w:b/>
-          <w:bCs/>
-        </w:rPr>
-        <w:t xml:space="preserve">[EMAIL DE PRIVACIDAD]</w:t>
-      </w:r>
-      <w:r>
-        <w:t xml:space="preserve">.</w:t>
+        <w:t xml:space="preserve"> en el sentido del art. 22 RGPD: los resultados de la IA son sugerencias que tú (o tu entrenador) sois libres de aceptar, modificar o ignorar.</w:t>
       </w:r>
     </w:p>
     <w:p>
@@ -1050,6 +1340,45 @@
         <w:jc w:val="both"/>
       </w:pPr>
       <w:r>
+        <w:t xml:space="preserve">Cuando se utilicen proveedores externos de IA (p. ej. </w:t>
+      </w:r>
+      <w:r>
+        <w:rPr>
+          <w:b/>
+          <w:bCs/>
+        </w:rPr>
+        <w:t xml:space="preserve">[PROVEEDOR/ES DE IA]</w:t>
+      </w:r>
+      <w:r>
+        <w:t xml:space="preserve">), estos actúan como encargados del tratamiento conforme al art. 28 RGPD y </w:t>
+      </w:r>
+      <w:r>
+        <w:rPr>
+          <w:b/>
+          <w:bCs/>
+        </w:rPr>
+        <w:t xml:space="preserve">tienen prohibido contractualmente utilizar tus datos para entrenar sus modelos</w:t>
+      </w:r>
+      <w:r>
+        <w:t xml:space="preserve">; cuando sea necesario, los datos se minimizan o seudonimizan antes del envío. Puedes solicitar una revisión humana o impugnar cualquier resultado que te afecte de modo significativo escribiendo a </w:t>
+      </w:r>
+      <w:r>
+        <w:rPr>
+          <w:b/>
+          <w:bCs/>
+        </w:rPr>
+        <w:t xml:space="preserve">[EMAIL DE PRIVACIDAD]</w:t>
+      </w:r>
+      <w:r>
+        <w:t xml:space="preserve">.</w:t>
+      </w:r>
+    </w:p>
+    <w:p>
+      <w:pPr>
+        <w:spacing w:after="140" w:line="300"/>
+        <w:jc w:val="both"/>
+      </w:pPr>
+      <w:r>
         <w:t xml:space="preserve"/>
       </w:r>
       <w:r>
@@ -1070,7 +1399,7 @@
         <w:t xml:space="preserve">no es un sistema de IA de alto riesgo</w:t>
       </w:r>
       <w:r>
-        <w:t xml:space="preserve"> conforme al Anexo III del Reglamento de IA, no realiza reconocimiento de emociones ni categorización biométrica y no lleva a cabo ninguna práctica prohibida por el art. 5. La supervisión humana de los resultados de la IA está garantizada según lo descrito anteriormente. Esta evaluación está documentada y se revisa a la luz de las directrices de la Comisión Europea y de las modificaciones posteriores (incluido el reglamento "AI Digital Omnibus" de 2026).</w:t>
+        <w:t xml:space="preserve"> conforme al Anexo III del Reglamento de IA, no realiza reconocimiento de emociones ni categorización biométrica y no lleva a cabo ninguna práctica prohibida por el art. 5. Esta evaluación está documentada y se revisa a la luz de las directrices de la Comisión Europea y de las modificaciones posteriores (incluido el reglamento "AI Digital Omnibus" de 2026).</w:t>
       </w:r>
     </w:p>
     <w:p>
@@ -1079,7 +1408,7 @@
         <w:spacing w:after="120" w:before="300"/>
       </w:pPr>
       <w:r>
-        <w:t xml:space="preserve">4. Destinatarios</w:t>
+        <w:t xml:space="preserve">4. Destinatarios y encargados del tratamiento</w:t>
       </w:r>
     </w:p>
     <w:p>
@@ -1098,17 +1427,27 @@
         <w:t xml:space="preserve">[PROVEEDOR DE HOSTING]</w:t>
       </w:r>
       <w:r>
-        <w:t xml:space="preserve">; envío de emails; pagos, p. ej. Stripe; analítica; proveedores de modelos de IA, p. ej. </w:t>
-      </w:r>
-      <w:r>
-        <w:rPr>
-          <w:b/>
-          <w:bCs/>
-        </w:rPr>
-        <w:t xml:space="preserve">[PROVEEDOR/ES DE IA]</w:t>
-      </w:r>
-      <w:r>
-        <w:t xml:space="preserve">); (ii) entrenadores o personal que decidas expresamente vincular a través del Servicio; (iii) autoridades competentes en los casos previstos por la ley; (iv) asesores profesionales. La lista actualizada de encargados está disponible previa solicitud en </w:t>
+        <w:t xml:space="preserve">; envío de emails transaccionales; pagos — Stripe; analítica; proveedores de modelos de IA); (ii) entrenadores o personal que decidas expresamente vincular a través del Servicio (el entrenador actúa entonces como </w:t>
+      </w:r>
+      <w:r>
+        <w:rPr>
+          <w:b/>
+          <w:bCs/>
+        </w:rPr>
+        <w:t xml:space="preserve">corresponsable o responsable autónomo</w:t>
+      </w:r>
+      <w:r>
+        <w:t xml:space="preserve">, según el contexto, regulado por un acuerdo conforme al art. 26 o art. 28 RGPD); (iii) autoridades competentes en los casos previstos por la ley; (iv) asesores profesionales sujetos a secreto. La </w:t>
+      </w:r>
+      <w:r>
+        <w:rPr>
+          <w:b/>
+          <w:bCs/>
+        </w:rPr>
+        <w:t xml:space="preserve">lista actualizada de encargados</w:t>
+      </w:r>
+      <w:r>
+        <w:t xml:space="preserve"> está disponible previa solicitud en </w:t>
       </w:r>
       <w:r>
         <w:rPr>
@@ -1118,7 +1457,17 @@
         <w:t xml:space="preserve">[EMAIL DE PRIVACIDAD]</w:t>
       </w:r>
       <w:r>
-        <w:t xml:space="preserve">. No vendemos tus datos personales.</w:t>
+        <w:t xml:space="preserve">. </w:t>
+      </w:r>
+      <w:r>
+        <w:rPr>
+          <w:b/>
+          <w:bCs/>
+        </w:rPr>
+        <w:t xml:space="preserve">No vendemos tus datos personales</w:t>
+      </w:r>
+      <w:r>
+        <w:t xml:space="preserve"> y no los intercambiamos con brokers publicitarios.</w:t>
       </w:r>
     </w:p>
     <w:p>
@@ -1136,16 +1485,7 @@
         <w:jc w:val="both"/>
       </w:pPr>
       <w:r>
-        <w:t xml:space="preserve">Algunos proveedores pueden estar establecidos fuera del Espacio Económico Europeo (p. ej. Estados Unidos). En tales casos, las transferencias se realizan sobre la base de una decisión de adecuación de la Comisión Europea (incluido el EU-U.S. Data Privacy Framework, cuando el destinatario esté certificado) o de Cláusulas Contractuales Tipo conforme al art. 46 RGPD, con medidas complementarias cuando sea necesario. Hay copia de las garantías disponible previa solicitud.</w:t>
-      </w:r>
-    </w:p>
-    <w:p>
-      <w:pPr>
-        <w:pStyle w:val="Heading1"/>
-        <w:spacing w:after="120" w:before="300"/>
-      </w:pPr>
-      <w:r>
-        <w:t xml:space="preserve">6. Conservación</w:t>
+        <w:t xml:space="preserve">Algunos proveedores pueden estar establecidos fuera del Espacio Económico Europeo (p. ej. Estados Unidos). En tales casos, las transferencias se realizan sobre la base de:</w:t>
       </w:r>
     </w:p>
     <w:p>
@@ -1158,17 +1498,17 @@
         <w:spacing w:after="80" w:line="300"/>
       </w:pPr>
       <w:r>
-        <w:t xml:space="preserve">Datos de cuenta y perfil: mientras la cuenta esté activa; después se eliminan o anonimizan en un plazo de </w:t>
-      </w:r>
-      <w:r>
-        <w:rPr>
-          <w:b/>
-          <w:bCs/>
-        </w:rPr>
-        <w:t xml:space="preserve">[p. ej. 30 días]</w:t>
-      </w:r>
-      <w:r>
-        <w:t xml:space="preserve"> desde la cancelación.</w:t>
+        <w:t xml:space="preserve">una </w:t>
+      </w:r>
+      <w:r>
+        <w:rPr>
+          <w:b/>
+          <w:bCs/>
+        </w:rPr>
+        <w:t xml:space="preserve">decisión de adecuación</w:t>
+      </w:r>
+      <w:r>
+        <w:t xml:space="preserve"> de la Comisión Europea (incluido el EU-U.S. Data Privacy Framework, cuando el destinatario esté certificado);</w:t>
       </w:r>
     </w:p>
     <w:p>
@@ -1181,7 +1521,17 @@
         <w:spacing w:after="80" w:line="300"/>
       </w:pPr>
       <w:r>
-        <w:t xml:space="preserve">Datos de salud y fitness: hasta la revocación del consentimiento o la eliminación de la cuenta; después se eliminan o anonimizan de forma irreversible.</w:t>
+        <w:t xml:space="preserve"/>
+      </w:r>
+      <w:r>
+        <w:rPr>
+          <w:b/>
+          <w:bCs/>
+        </w:rPr>
+        <w:t xml:space="preserve">Cláusulas Contractuales Tipo (SCC)</w:t>
+      </w:r>
+      <w:r>
+        <w:t xml:space="preserve"> conforme al art. 46 RGPD, con medidas complementarias (cifrado, seudonimización, contratos reforzados) identificadas mediante una evaluación de impacto sobre las transferencias (TIA);</w:t>
       </w:r>
     </w:p>
     <w:p>
@@ -1194,7 +1544,45 @@
         <w:spacing w:after="80" w:line="300"/>
       </w:pPr>
       <w:r>
-        <w:t xml:space="preserve">Documentación contable y fiscal: 10 años (obligación legal italiana).</w:t>
+        <w:t xml:space="preserve"/>
+      </w:r>
+      <w:r>
+        <w:rPr>
+          <w:b/>
+          <w:bCs/>
+        </w:rPr>
+        <w:t xml:space="preserve">excepciones</w:t>
+      </w:r>
+      <w:r>
+        <w:t xml:space="preserve"> conforme al art. 49 RGPD en los limitados casos en que sean aplicables.</w:t>
+      </w:r>
+    </w:p>
+    <w:p>
+      <w:pPr>
+        <w:spacing w:after="140" w:line="300"/>
+        <w:jc w:val="both"/>
+      </w:pPr>
+      <w:r>
+        <w:t xml:space="preserve">Hay copia de las garantías disponible previa solicitud en </w:t>
+      </w:r>
+      <w:r>
+        <w:rPr>
+          <w:b/>
+          <w:bCs/>
+        </w:rPr>
+        <w:t xml:space="preserve">[EMAIL DE PRIVACIDAD]</w:t>
+      </w:r>
+      <w:r>
+        <w:t xml:space="preserve">.</w:t>
+      </w:r>
+    </w:p>
+    <w:p>
+      <w:pPr>
+        <w:pStyle w:val="Heading1"/>
+        <w:spacing w:after="120" w:before="300"/>
+      </w:pPr>
+      <w:r>
+        <w:t xml:space="preserve">6. Conservación</w:t>
       </w:r>
     </w:p>
     <w:p>
@@ -1207,17 +1595,17 @@
         <w:spacing w:after="80" w:line="300"/>
       </w:pPr>
       <w:r>
-        <w:t xml:space="preserve">Registros de seguridad: hasta </w:t>
-      </w:r>
-      <w:r>
-        <w:rPr>
-          <w:b/>
-          <w:bCs/>
-        </w:rPr>
-        <w:t xml:space="preserve">[p. ej. 12 meses]</w:t>
-      </w:r>
-      <w:r>
-        <w:t xml:space="preserve">.</w:t>
+        <w:t xml:space="preserve">Datos de cuenta y perfil: mientras la cuenta esté activa; después se eliminan o anonimizan en un plazo de </w:t>
+      </w:r>
+      <w:r>
+        <w:rPr>
+          <w:b/>
+          <w:bCs/>
+        </w:rPr>
+        <w:t xml:space="preserve">30 días</w:t>
+      </w:r>
+      <w:r>
+        <w:t xml:space="preserve"> desde la cancelación (sin perjuicio de obligaciones legales de conservación más largas).</w:t>
       </w:r>
     </w:p>
     <w:p>
@@ -1230,7 +1618,122 @@
         <w:spacing w:after="80" w:line="300"/>
       </w:pPr>
       <w:r>
-        <w:t xml:space="preserve">Consentimientos de marketing y datos de contacto: hasta la revocación o tras una inactividad prolongada.</w:t>
+        <w:t xml:space="preserve">Datos de salud y fitness: hasta la revocación del consentimiento o la eliminación de la cuenta; después se eliminan o anonimizan de forma irreversible.</w:t>
+      </w:r>
+    </w:p>
+    <w:p>
+      <w:pPr>
+        <w:pStyle w:val="ListParagraph"/>
+        <w:numPr>
+          <w:ilvl w:val="0"/>
+          <w:numId w:val="2"/>
+        </w:numPr>
+        <w:spacing w:after="80" w:line="300"/>
+      </w:pPr>
+      <w:r>
+        <w:t xml:space="preserve">Contenido de IA (prompts y resultados): durante la vida de la cuenta y hasta </w:t>
+      </w:r>
+      <w:r>
+        <w:rPr>
+          <w:b/>
+          <w:bCs/>
+        </w:rPr>
+        <w:t xml:space="preserve">24 meses</w:t>
+      </w:r>
+      <w:r>
+        <w:t xml:space="preserve"> por motivos de seguridad, depuración y mejora.</w:t>
+      </w:r>
+    </w:p>
+    <w:p>
+      <w:pPr>
+        <w:pStyle w:val="ListParagraph"/>
+        <w:numPr>
+          <w:ilvl w:val="0"/>
+          <w:numId w:val="2"/>
+        </w:numPr>
+        <w:spacing w:after="80" w:line="300"/>
+      </w:pPr>
+      <w:r>
+        <w:t xml:space="preserve">Documentación contable y fiscal: </w:t>
+      </w:r>
+      <w:r>
+        <w:rPr>
+          <w:b/>
+          <w:bCs/>
+        </w:rPr>
+        <w:t xml:space="preserve">10 años</w:t>
+      </w:r>
+      <w:r>
+        <w:t xml:space="preserve"> (obligación legal italiana).</w:t>
+      </w:r>
+    </w:p>
+    <w:p>
+      <w:pPr>
+        <w:pStyle w:val="ListParagraph"/>
+        <w:numPr>
+          <w:ilvl w:val="0"/>
+          <w:numId w:val="2"/>
+        </w:numPr>
+        <w:spacing w:after="80" w:line="300"/>
+      </w:pPr>
+      <w:r>
+        <w:t xml:space="preserve">Registros de seguridad: hasta </w:t>
+      </w:r>
+      <w:r>
+        <w:rPr>
+          <w:b/>
+          <w:bCs/>
+        </w:rPr>
+        <w:t xml:space="preserve">12 meses</w:t>
+      </w:r>
+      <w:r>
+        <w:t xml:space="preserve">.</w:t>
+      </w:r>
+    </w:p>
+    <w:p>
+      <w:pPr>
+        <w:pStyle w:val="ListParagraph"/>
+        <w:numPr>
+          <w:ilvl w:val="0"/>
+          <w:numId w:val="2"/>
+        </w:numPr>
+        <w:spacing w:after="80" w:line="300"/>
+      </w:pPr>
+      <w:r>
+        <w:t xml:space="preserve">Consentimientos de marketing y datos de contacto: hasta la revocación o tras </w:t>
+      </w:r>
+      <w:r>
+        <w:rPr>
+          <w:b/>
+          <w:bCs/>
+        </w:rPr>
+        <w:t xml:space="preserve">24 meses</w:t>
+      </w:r>
+      <w:r>
+        <w:t xml:space="preserve"> de inactividad.</w:t>
+      </w:r>
+    </w:p>
+    <w:p>
+      <w:pPr>
+        <w:pStyle w:val="ListParagraph"/>
+        <w:numPr>
+          <w:ilvl w:val="0"/>
+          <w:numId w:val="2"/>
+        </w:numPr>
+        <w:spacing w:after="80" w:line="300"/>
+      </w:pPr>
+      <w:r>
+        <w:t xml:space="preserve">Copias de seguridad: se sobrescriben en un ciclo de rotación no superior a </w:t>
+      </w:r>
+      <w:r>
+        <w:rPr>
+          <w:b/>
+          <w:bCs/>
+        </w:rPr>
+        <w:t xml:space="preserve">90 días</w:t>
+      </w:r>
+      <w:r>
+        <w:t xml:space="preserve">.</w:t>
       </w:r>
     </w:p>
     <w:p>
@@ -1248,7 +1751,77 @@
         <w:jc w:val="both"/>
       </w:pPr>
       <w:r>
-        <w:t xml:space="preserve">En virtud de los arts. 15–22 RGPD tienes derecho a: acceder a tus datos; obtener su rectificación o supresión; limitar el tratamiento; oponerte a los tratamientos basados en el interés legítimo; recibir tus datos en un formato portable (portabilidad); revocar el consentimiento en cualquier momento sin perjuicio de los tratamientos anteriores. Para ejercer tus derechos, escribe a </w:t>
+        <w:t xml:space="preserve">En virtud de los arts. 15–22 RGPD tienes derecho a: </w:t>
+      </w:r>
+      <w:r>
+        <w:rPr>
+          <w:b/>
+          <w:bCs/>
+        </w:rPr>
+        <w:t xml:space="preserve">acceder</w:t>
+      </w:r>
+      <w:r>
+        <w:t xml:space="preserve"> a tus datos; obtener su </w:t>
+      </w:r>
+      <w:r>
+        <w:rPr>
+          <w:b/>
+          <w:bCs/>
+        </w:rPr>
+        <w:t xml:space="preserve">rectificación</w:t>
+      </w:r>
+      <w:r>
+        <w:t xml:space="preserve"> o </w:t>
+      </w:r>
+      <w:r>
+        <w:rPr>
+          <w:b/>
+          <w:bCs/>
+        </w:rPr>
+        <w:t xml:space="preserve">supresión</w:t>
+      </w:r>
+      <w:r>
+        <w:t xml:space="preserve"> ("derecho al olvido"); </w:t>
+      </w:r>
+      <w:r>
+        <w:rPr>
+          <w:b/>
+          <w:bCs/>
+        </w:rPr>
+        <w:t xml:space="preserve">limitar</w:t>
+      </w:r>
+      <w:r>
+        <w:t xml:space="preserve"> el tratamiento; </w:t>
+      </w:r>
+      <w:r>
+        <w:rPr>
+          <w:b/>
+          <w:bCs/>
+        </w:rPr>
+        <w:t xml:space="preserve">oponerte</w:t>
+      </w:r>
+      <w:r>
+        <w:t xml:space="preserve"> a los tratamientos basados en el interés legítimo; recibir tus datos en un </w:t>
+      </w:r>
+      <w:r>
+        <w:rPr>
+          <w:b/>
+          <w:bCs/>
+        </w:rPr>
+        <w:t xml:space="preserve">formato portable</w:t>
+      </w:r>
+      <w:r>
+        <w:t xml:space="preserve"> (portabilidad); </w:t>
+      </w:r>
+      <w:r>
+        <w:rPr>
+          <w:b/>
+          <w:bCs/>
+        </w:rPr>
+        <w:t xml:space="preserve">revocar el consentimiento</w:t>
+      </w:r>
+      <w:r>
+        <w:t xml:space="preserve"> en cualquier momento sin perjuicio de los tratamientos anteriores. Para ejercer tus derechos, escribe a </w:t>
       </w:r>
       <w:r>
         <w:rPr>
@@ -1258,7 +1831,17 @@
         <w:t xml:space="preserve">[EMAIL DE PRIVACIDAD]</w:t>
       </w:r>
       <w:r>
-        <w:t xml:space="preserve">. Respondemos en el plazo de un mes (prorrogable en casos complejos).</w:t>
+        <w:t xml:space="preserve"> o utiliza las herramientas self-service en la configuración de la cuenta (exportación y supresión). Respondemos en el plazo de </w:t>
+      </w:r>
+      <w:r>
+        <w:rPr>
+          <w:b/>
+          <w:bCs/>
+        </w:rPr>
+        <w:t xml:space="preserve">un mes</w:t>
+      </w:r>
+      <w:r>
+        <w:t xml:space="preserve"> (prorrogable en dos meses en casos complejos).</w:t>
       </w:r>
     </w:p>
     <w:p>
@@ -1267,7 +1850,17 @@
         <w:jc w:val="both"/>
       </w:pPr>
       <w:r>
-        <w:t xml:space="preserve">También tienes derecho a presentar una reclamación ante la autoridad de control italiana, el </w:t>
+        <w:t xml:space="preserve">También tienes derecho a presentar una </w:t>
+      </w:r>
+      <w:r>
+        <w:rPr>
+          <w:b/>
+          <w:bCs/>
+        </w:rPr>
+        <w:t xml:space="preserve">reclamación</w:t>
+      </w:r>
+      <w:r>
+        <w:t xml:space="preserve"> ante la autoridad de control italiana, el </w:t>
       </w:r>
       <w:r>
         <w:rPr>
@@ -1305,7 +1898,17 @@
         <w:t xml:space="preserve">14 años o más</w:t>
       </w:r>
       <w:r>
-        <w:t xml:space="preserve">. En Italia, el menor que haya cumplido 14 años puede prestar válidamente su consentimiento al tratamiento de sus datos personales en relación con los servicios de la sociedad de la información (art. 2-quinquies, D.lgs. 196/2003); en España el límite es igualmente de 14 años (art. 7, LO 3/2018). Para los usuarios menores de 18 años, el consentimiento al tratamiento de datos de salud/fitness y la aceptación contractual pueden requerir además la intervención de un progenitor o tutor, según se indica en el registro. Si tuviéramos conocimiento de datos recogidos de un menor de 14 años sin consentimiento parental válido, procederemos a su supresión.</w:t>
+        <w:t xml:space="preserve">. En Italia, el menor que haya cumplido 14 años puede prestar válidamente su consentimiento al tratamiento de sus datos personales en relación con los servicios de la sociedad de la información (art. 2-quinquies, D.lgs. 196/2003); en España el límite es igualmente de 14 años (art. 7, LO 3/2018). Para los usuarios menores de 18 años, el consentimiento al tratamiento de datos de salud/fitness y la aceptación contractual requieren el </w:t>
+      </w:r>
+      <w:r>
+        <w:rPr>
+          <w:b/>
+          <w:bCs/>
+        </w:rPr>
+        <w:t xml:space="preserve">formulario de consentimiento parental</w:t>
+      </w:r>
+      <w:r>
+        <w:t xml:space="preserve"> firmado por un progenitor o tutor. Si tuviéramos conocimiento de datos recogidos de un menor de 14 años sin consentimiento parental válido, procederemos a su supresión sin demora indebida.</w:t>
       </w:r>
     </w:p>
     <w:p>
@@ -1323,7 +1926,17 @@
         <w:jc w:val="both"/>
       </w:pPr>
       <w:r>
-        <w:t xml:space="preserve">Aplicamos medidas técnicas y organizativas adecuadas (art. 32 RGPD), entre ellas cifrado en tránsito, contraseñas cifradas, controles de acceso, copias de seguridad, segregación de entornos y registro de actividad. Ningún sistema es completamente seguro; en caso de violación de datos personales actuaremos conforme a los arts. 33–34 RGPD.</w:t>
+        <w:t xml:space="preserve">Aplicamos medidas técnicas y organizativas adecuadas al riesgo (art. 32 RGPD): cifrado en tránsito (TLS) y en reposo para los datos sensibles, hashing de contraseñas (algoritmos resistentes), controles de acceso basados en roles (RBAC), autenticación multifactor en los sistemas internos, copias de seguridad cifradas con pruebas de restauración, segregación de entornos, registro y monitorización, gestión de vulnerabilidades, formación del personal, evaluaciones de impacto (DPIA). Ningún sistema es completamente seguro; </w:t>
+      </w:r>
+      <w:r>
+        <w:rPr>
+          <w:b/>
+          <w:bCs/>
+        </w:rPr>
+        <w:t xml:space="preserve">en caso de violación de datos personales</w:t>
+      </w:r>
+      <w:r>
+        <w:t xml:space="preserve"> actuaremos conforme a los arts. 33–34 RGPD (notificación al Garante en el plazo de 72 horas y, cuando sea necesario, comunicación a los interesados).</w:t>
       </w:r>
     </w:p>
     <w:p>
@@ -1341,7 +1954,7 @@
         <w:jc w:val="both"/>
       </w:pPr>
       <w:r>
-        <w:t xml:space="preserve">Podremos actualizar la presente Política; los cambios sustanciales se comunicarán a través del Servicio o por email. La fecha indicada al inicio corresponde a la versión más reciente.</w:t>
+        <w:t xml:space="preserve">Podremos actualizar la presente Política; los cambios sustanciales se comunicarán a través del Servicio o por email con al menos 15 días de antelación. La fecha indicada al inicio corresponde a la versión más reciente. Mantenemos un historial de versiones disponible previa solicitud.</w:t>
       </w:r>
     </w:p>
     <w:p>
@@ -1389,17 +2002,17 @@
         <w:t xml:space="preserve">[EMAIL DE PRIVACIDAD]</w:t>
       </w:r>
       <w:r>
-        <w:t xml:space="preserve">. </w:t>
-      </w:r>
-      <w:r>
-        <w:rPr>
-          <w:b/>
-          <w:bCs/>
-        </w:rPr>
-        <w:t xml:space="preserve">[Si se ha designado: datos de contacto del DPO.]</w:t>
-      </w:r>
-      <w:r>
-        <w:t xml:space="preserve"/>
+        <w:t xml:space="preserve">. DPO: </w:t>
+      </w:r>
+      <w:r>
+        <w:rPr>
+          <w:b/>
+          <w:bCs/>
+        </w:rPr>
+        <w:t xml:space="preserve">[EMAIL DEL DPO si designado]</w:t>
+      </w:r>
+      <w:r>
+        <w:t xml:space="preserve">.</w:t>
       </w:r>
     </w:p>
     <w:sectPr>
